--- a/projects/ciszupy/docs/docx/TEAM.docx
+++ b/projects/ciszupy/docs/docx/TEAM.docx
@@ -7,7 +7,7 @@
         <w:pStyle w:val="FirstParagraph"/>
       </w:pPr>
       <w:r>
-        <w:t xml:space="preserve">CISZUBOT - DOCUMENTACIÓN OFICIAL</w:t>
+        <w:t xml:space="preserve">CISZUPY - DOCUMENTACIÓN OFICIAL</w:t>
       </w:r>
       <w:r>
         <w:t xml:space="preserve"> </w:t>
@@ -19,19 +19,19 @@
         <w:t xml:space="preserve"> </w:t>
       </w:r>
       <w:r>
-        <w:t xml:space="preserve">Versión: 2.5.5</w:t>
-      </w:r>
-      <w:r>
-        <w:t xml:space="preserve"> </w:t>
-      </w:r>
-      <w:r>
-        <w:t xml:space="preserve">Actualización: 2026-07-28</w:t>
-      </w:r>
-      <w:r>
-        <w:t xml:space="preserve"> </w:t>
-      </w:r>
-      <w:r>
-        <w:t xml:space="preserve">Identificador: TEAM_V2.5.5_2026_07_28_ciszubot</w:t>
+        <w:t xml:space="preserve">Versión: 0.1.0</w:t>
+      </w:r>
+      <w:r>
+        <w:t xml:space="preserve"> </w:t>
+      </w:r>
+      <w:r>
+        <w:t xml:space="preserve">Actualización: 2026-09-17</w:t>
+      </w:r>
+      <w:r>
+        <w:t xml:space="preserve"> </w:t>
+      </w:r>
+      <w:r>
+        <w:t xml:space="preserve">Identificador: TEAM_V0.1.0_2026_09_17_ciszupy</w:t>
       </w:r>
     </w:p>
     <w:p>
@@ -80,7 +80,7 @@
         <w:t xml:space="preserve"> </w:t>
       </w:r>
       <w:r>
-        <w:t xml:space="preserve">- Áreas: Bot (Discord.js), Web (Next.js), Admin (Express)</w:t>
+        <w:t xml:space="preserve">- Áreas: Python, CLI, librerías</w:t>
       </w:r>
     </w:p>
     <w:p>
@@ -94,25 +94,31 @@
         <w:t xml:space="preserve"> </w:t>
       </w:r>
       <w:r>
-        <w:t xml:space="preserve">- Node.js + Discord.js v14 — Bot</w:t>
-      </w:r>
-      <w:r>
-        <w:t xml:space="preserve"> </w:t>
-      </w:r>
-      <w:r>
-        <w:t xml:space="preserve">- Next.js 15 + React 19 + TypeScript — Landing page</w:t>
-      </w:r>
-      <w:r>
-        <w:t xml:space="preserve"> </w:t>
-      </w:r>
-      <w:r>
-        <w:t xml:space="preserve">- Express — Admin panel</w:t>
-      </w:r>
-      <w:r>
-        <w:t xml:space="preserve"> </w:t>
-      </w:r>
-      <w:r>
-        <w:t xml:space="preserve">- Tailwind CSS v4 — Estilos</w:t>
+        <w:t xml:space="preserve">- Python 3.10+ — Lenguaje base</w:t>
+      </w:r>
+      <w:r>
+        <w:t xml:space="preserve"> </w:t>
+      </w:r>
+      <w:r>
+        <w:t xml:space="preserve">- Typer — CLI</w:t>
+      </w:r>
+      <w:r>
+        <w:t xml:space="preserve"> </w:t>
+      </w:r>
+      <w:r>
+        <w:t xml:space="preserve">- Rich — Output de consola</w:t>
+      </w:r>
+      <w:r>
+        <w:t xml:space="preserve"> </w:t>
+      </w:r>
+      <w:r>
+        <w:t xml:space="preserve">- Keyboard — Hotkeys</w:t>
+      </w:r>
+      <w:r>
+        <w:t xml:space="preserve"> </w:t>
+      </w:r>
+      <w:r>
+        <w:t xml:space="preserve">- Poetry — Build y publish</w:t>
       </w:r>
     </w:p>
     <w:p>
@@ -167,7 +173,7 @@
         <w:t xml:space="preserve"> </w:t>
       </w:r>
       <w:r>
-        <w:t xml:space="preserve">- Areas: Bot (Discord.js), Web (Next.js), Admin (Express)</w:t>
+        <w:t xml:space="preserve">- Areas: Python, CLI, libraries</w:t>
       </w:r>
     </w:p>
     <w:p>
@@ -181,25 +187,31 @@
         <w:t xml:space="preserve"> </w:t>
       </w:r>
       <w:r>
-        <w:t xml:space="preserve">- Node.js + Discord.js v14 — Bot</w:t>
-      </w:r>
-      <w:r>
-        <w:t xml:space="preserve"> </w:t>
-      </w:r>
-      <w:r>
-        <w:t xml:space="preserve">- Next.js 15 + React 19 + TypeScript — Landing page</w:t>
-      </w:r>
-      <w:r>
-        <w:t xml:space="preserve"> </w:t>
-      </w:r>
-      <w:r>
-        <w:t xml:space="preserve">- Express — Admin panel</w:t>
-      </w:r>
-      <w:r>
-        <w:t xml:space="preserve"> </w:t>
-      </w:r>
-      <w:r>
-        <w:t xml:space="preserve">- Tailwind CSS v4 — Styles</w:t>
+        <w:t xml:space="preserve">- Python 3.10+ — Base language</w:t>
+      </w:r>
+      <w:r>
+        <w:t xml:space="preserve"> </w:t>
+      </w:r>
+      <w:r>
+        <w:t xml:space="preserve">- Typer — CLI</w:t>
+      </w:r>
+      <w:r>
+        <w:t xml:space="preserve"> </w:t>
+      </w:r>
+      <w:r>
+        <w:t xml:space="preserve">- Rich — Console output</w:t>
+      </w:r>
+      <w:r>
+        <w:t xml:space="preserve"> </w:t>
+      </w:r>
+      <w:r>
+        <w:t xml:space="preserve">- Keyboard — Hotkeys</w:t>
+      </w:r>
+      <w:r>
+        <w:t xml:space="preserve"> </w:t>
+      </w:r>
+      <w:r>
+        <w:t xml:space="preserve">- Poetry — Build and publish</w:t>
       </w:r>
     </w:p>
     <w:p>
